--- a/Kommit Docs/LinksVault-PRD.docx
+++ b/Kommit Docs/LinksVault-PRD.docx
@@ -1588,7 +1588,26 @@
           <w:sz w:val="18"/>
           <w:szCs w:val="18"/>
         </w:rPr>
-        <w:t>Confirmation email is sent upon registration.</w:t>
+        <w:t>Confirmation email</w:t>
+      </w:r>
+      <w:r>
+        <w:rPr>
+          <w:rFonts w:hint="default" w:cs="Calibri"/>
+          <w:color w:val="111827"/>
+          <w:sz w:val="18"/>
+          <w:szCs w:val="18"/>
+          <w:lang w:val="en-US"/>
+        </w:rPr>
+        <w:t xml:space="preserve"> </w:t>
+      </w:r>
+      <w:r>
+        <w:rPr>
+          <w:rFonts w:ascii="Calibri" w:hAnsi="Calibri" w:eastAsia="Calibri" w:cs="Calibri"/>
+          <w:color w:val="111827"/>
+          <w:sz w:val="18"/>
+          <w:szCs w:val="18"/>
+        </w:rPr>
+        <w:t xml:space="preserve"> is sent upon registration.</w:t>
       </w:r>
     </w:p>
     <w:p>
@@ -1653,61 +1672,6 @@
       <w:pPr>
         <w:spacing w:after="30"/>
         <w:ind w:left="360"/>
-        <w:rPr>
-          <w:rFonts w:hint="default" w:ascii="Calibri" w:hAnsi="Calibri" w:eastAsia="Calibri" w:cs="Calibri"/>
-          <w:color w:val="111827"/>
-          <w:sz w:val="18"/>
-          <w:szCs w:val="18"/>
-          <w:lang w:val="en-US"/>
-        </w:rPr>
-      </w:pPr>
-      <w:r>
-        <w:rPr>
-          <w:rFonts w:ascii="Calibri" w:hAnsi="Calibri" w:eastAsia="Calibri" w:cs="Calibri"/>
-          <w:b/>
-          <w:bCs/>
-          <w:color w:val="1D9E75"/>
-          <w:sz w:val="18"/>
-          <w:szCs w:val="18"/>
-        </w:rPr>
-        <w:t>AC</w:t>
-      </w:r>
-      <w:r>
-        <w:rPr>
-          <w:rFonts w:hint="default" w:cs="Calibri"/>
-          <w:b/>
-          <w:bCs/>
-          <w:color w:val="1D9E75"/>
-          <w:sz w:val="18"/>
-          <w:szCs w:val="18"/>
-          <w:lang w:val="en-US"/>
-        </w:rPr>
-        <w:t>6</w:t>
-      </w:r>
-      <w:r>
-        <w:rPr>
-          <w:rFonts w:ascii="Calibri" w:hAnsi="Calibri" w:eastAsia="Calibri" w:cs="Calibri"/>
-          <w:b/>
-          <w:bCs/>
-          <w:color w:val="1D9E75"/>
-          <w:sz w:val="18"/>
-          <w:szCs w:val="18"/>
-        </w:rPr>
-        <w:t>:</w:t>
-      </w:r>
-      <w:r>
-        <w:rPr>
-          <w:rFonts w:hint="default" w:cs="Calibri"/>
-          <w:b/>
-          <w:bCs/>
-          <w:color w:val="1D9E75"/>
-          <w:sz w:val="18"/>
-          <w:szCs w:val="18"/>
-          <w:lang w:val="en-US"/>
-        </w:rPr>
-        <w:t xml:space="preserve"> </w:t>
-      </w:r>
-      <w:r>
         <w:rPr>
           <w:rFonts w:hint="default" w:cs="Calibri"/>
           <w:b w:val="0"/>
@@ -1717,7 +1681,263 @@
           <w:szCs w:val="18"/>
           <w:lang w:val="en-US"/>
         </w:rPr>
+      </w:pPr>
+      <w:r>
+        <w:rPr>
+          <w:rFonts w:ascii="Calibri" w:hAnsi="Calibri" w:eastAsia="Calibri" w:cs="Calibri"/>
+          <w:b/>
+          <w:bCs/>
+          <w:color w:val="1D9E75"/>
+          <w:sz w:val="18"/>
+          <w:szCs w:val="18"/>
+        </w:rPr>
+        <w:t>AC</w:t>
+      </w:r>
+      <w:r>
+        <w:rPr>
+          <w:rFonts w:hint="default" w:cs="Calibri"/>
+          <w:b/>
+          <w:bCs/>
+          <w:color w:val="1D9E75"/>
+          <w:sz w:val="18"/>
+          <w:szCs w:val="18"/>
+          <w:lang w:val="en-US"/>
+        </w:rPr>
+        <w:t>6</w:t>
+      </w:r>
+      <w:r>
+        <w:rPr>
+          <w:rFonts w:ascii="Calibri" w:hAnsi="Calibri" w:eastAsia="Calibri" w:cs="Calibri"/>
+          <w:b/>
+          <w:bCs/>
+          <w:color w:val="1D9E75"/>
+          <w:sz w:val="18"/>
+          <w:szCs w:val="18"/>
+        </w:rPr>
+        <w:t>:</w:t>
+      </w:r>
+      <w:r>
+        <w:rPr>
+          <w:rFonts w:hint="default" w:cs="Calibri"/>
+          <w:b/>
+          <w:bCs/>
+          <w:color w:val="1D9E75"/>
+          <w:sz w:val="18"/>
+          <w:szCs w:val="18"/>
+          <w:lang w:val="en-US"/>
+        </w:rPr>
+        <w:t xml:space="preserve"> </w:t>
+      </w:r>
+      <w:r>
+        <w:rPr>
+          <w:rFonts w:hint="default" w:cs="Calibri"/>
+          <w:b w:val="0"/>
+          <w:bCs w:val="0"/>
+          <w:color w:val="auto"/>
+          <w:sz w:val="18"/>
+          <w:szCs w:val="18"/>
+          <w:lang w:val="en-US"/>
+        </w:rPr>
         <w:t>User can sign-in with third-part services Google and Git-hub</w:t>
+      </w:r>
+    </w:p>
+    <w:p>
+      <w:pPr>
+        <w:spacing w:after="30"/>
+        <w:ind w:left="360"/>
+        <w:rPr>
+          <w:rFonts w:hint="default" w:cs="Calibri"/>
+          <w:b w:val="0"/>
+          <w:bCs w:val="0"/>
+          <w:color w:val="auto"/>
+          <w:sz w:val="18"/>
+          <w:szCs w:val="18"/>
+          <w:lang w:val="en-US"/>
+        </w:rPr>
+      </w:pPr>
+      <w:r>
+        <w:rPr>
+          <w:rFonts w:ascii="Calibri" w:hAnsi="Calibri" w:eastAsia="Calibri" w:cs="Calibri"/>
+          <w:b/>
+          <w:bCs/>
+          <w:color w:val="1D9E75"/>
+          <w:sz w:val="18"/>
+          <w:szCs w:val="18"/>
+        </w:rPr>
+        <w:t>AC</w:t>
+      </w:r>
+      <w:r>
+        <w:rPr>
+          <w:rFonts w:hint="default" w:ascii="Calibri" w:hAnsi="Calibri" w:eastAsia="Calibri" w:cs="Calibri"/>
+          <w:b/>
+          <w:bCs/>
+          <w:color w:val="1D9E75"/>
+          <w:sz w:val="18"/>
+          <w:szCs w:val="18"/>
+          <w:lang w:val="en-US"/>
+        </w:rPr>
+        <w:t>7</w:t>
+      </w:r>
+      <w:r>
+        <w:rPr>
+          <w:rFonts w:ascii="Calibri" w:hAnsi="Calibri" w:eastAsia="Calibri" w:cs="Calibri"/>
+          <w:b/>
+          <w:bCs/>
+          <w:color w:val="1D9E75"/>
+          <w:sz w:val="18"/>
+          <w:szCs w:val="18"/>
+        </w:rPr>
+        <w:t>:</w:t>
+      </w:r>
+      <w:r>
+        <w:rPr>
+          <w:rFonts w:hint="default" w:ascii="Calibri" w:hAnsi="Calibri" w:eastAsia="Calibri" w:cs="Calibri"/>
+          <w:b/>
+          <w:bCs/>
+          <w:color w:val="1D9E75"/>
+          <w:sz w:val="18"/>
+          <w:szCs w:val="18"/>
+          <w:lang w:val="en-US"/>
+        </w:rPr>
+        <w:t xml:space="preserve"> </w:t>
+      </w:r>
+      <w:r>
+        <w:rPr>
+          <w:rFonts w:hint="default" w:cs="Calibri"/>
+          <w:b/>
+          <w:bCs/>
+          <w:color w:val="1D9E75"/>
+          <w:sz w:val="18"/>
+          <w:szCs w:val="18"/>
+          <w:lang w:val="en-US"/>
+        </w:rPr>
+        <w:t xml:space="preserve"> </w:t>
+      </w:r>
+      <w:r>
+        <w:rPr>
+          <w:rFonts w:hint="default" w:cs="Calibri"/>
+          <w:b w:val="0"/>
+          <w:bCs w:val="0"/>
+          <w:color w:val="auto"/>
+          <w:sz w:val="18"/>
+          <w:szCs w:val="18"/>
+          <w:lang w:val="en-US"/>
+        </w:rPr>
+        <w:t>User should receive an verification email.</w:t>
+      </w:r>
+    </w:p>
+    <w:p>
+      <w:pPr>
+        <w:spacing w:after="30"/>
+        <w:ind w:left="360"/>
+        <w:rPr>
+          <w:rFonts w:hint="default" w:cs="Calibri"/>
+          <w:b w:val="0"/>
+          <w:bCs w:val="0"/>
+          <w:color w:val="auto"/>
+          <w:sz w:val="18"/>
+          <w:szCs w:val="18"/>
+          <w:lang w:val="en-US"/>
+        </w:rPr>
+      </w:pPr>
+      <w:r>
+        <w:rPr>
+          <w:rFonts w:ascii="Calibri" w:hAnsi="Calibri" w:eastAsia="Calibri" w:cs="Calibri"/>
+          <w:b/>
+          <w:bCs/>
+          <w:color w:val="1D9E75"/>
+          <w:sz w:val="18"/>
+          <w:szCs w:val="18"/>
+        </w:rPr>
+        <w:t>AC</w:t>
+      </w:r>
+      <w:r>
+        <w:rPr>
+          <w:rFonts w:hint="default" w:ascii="Calibri" w:hAnsi="Calibri" w:eastAsia="Calibri" w:cs="Calibri"/>
+          <w:b/>
+          <w:bCs/>
+          <w:color w:val="1D9E75"/>
+          <w:sz w:val="18"/>
+          <w:szCs w:val="18"/>
+          <w:lang w:val="en-US"/>
+        </w:rPr>
+        <w:t>8</w:t>
+      </w:r>
+      <w:r>
+        <w:rPr>
+          <w:rFonts w:ascii="Calibri" w:hAnsi="Calibri" w:eastAsia="Calibri" w:cs="Calibri"/>
+          <w:b/>
+          <w:bCs/>
+          <w:color w:val="1D9E75"/>
+          <w:sz w:val="18"/>
+          <w:szCs w:val="18"/>
+        </w:rPr>
+        <w:t>:</w:t>
+      </w:r>
+      <w:r>
+        <w:rPr>
+          <w:rFonts w:hint="default" w:ascii="Calibri" w:hAnsi="Calibri" w:eastAsia="Calibri" w:cs="Calibri"/>
+          <w:b/>
+          <w:bCs/>
+          <w:color w:val="1D9E75"/>
+          <w:sz w:val="18"/>
+          <w:szCs w:val="18"/>
+          <w:lang w:val="en-US"/>
+        </w:rPr>
+        <w:t xml:space="preserve">  </w:t>
+      </w:r>
+      <w:r>
+        <w:rPr>
+          <w:rFonts w:hint="default" w:cs="Calibri"/>
+          <w:b w:val="0"/>
+          <w:bCs w:val="0"/>
+          <w:color w:val="auto"/>
+          <w:sz w:val="18"/>
+          <w:szCs w:val="18"/>
+          <w:lang w:val="en-US"/>
+        </w:rPr>
+        <w:t xml:space="preserve">User can verifiy </w:t>
+      </w:r>
+      <w:bookmarkStart w:id="0" w:name="_GoBack"/>
+      <w:bookmarkEnd w:id="0"/>
+      <w:r>
+        <w:rPr>
+          <w:rFonts w:hint="default" w:cs="Calibri"/>
+          <w:b w:val="0"/>
+          <w:bCs w:val="0"/>
+          <w:color w:val="auto"/>
+          <w:sz w:val="18"/>
+          <w:szCs w:val="18"/>
+          <w:lang w:val="en-US"/>
+        </w:rPr>
+        <w:t>.</w:t>
+      </w:r>
+    </w:p>
+    <w:p>
+      <w:pPr>
+        <w:spacing w:after="30"/>
+        <w:ind w:left="360"/>
+        <w:rPr>
+          <w:rFonts w:hint="default" w:cs="Calibri"/>
+          <w:b w:val="0"/>
+          <w:bCs w:val="0"/>
+          <w:color w:val="auto"/>
+          <w:sz w:val="18"/>
+          <w:szCs w:val="18"/>
+          <w:lang w:val="en-US"/>
+        </w:rPr>
+      </w:pPr>
+      <w:r>
+        <w:rPr>
+          <w:rFonts w:hint="default" w:cs="Calibri"/>
+          <w:b w:val="0"/>
+          <w:bCs w:val="0"/>
+          <w:color w:val="auto"/>
+          <w:sz w:val="18"/>
+          <w:szCs w:val="18"/>
+          <w:lang w:val="en-US"/>
+        </w:rPr>
+        <w:br w:type="textWrapping"/>
       </w:r>
     </w:p>
     <w:p>
@@ -9863,8 +10083,6 @@
     <w:pPr>
       <w:jc w:val="right"/>
     </w:pPr>
-    <w:bookmarkStart w:id="0" w:name="_GoBack"/>
-    <w:bookmarkEnd w:id="0"/>
     <w:r>
       <w:rPr>
         <w:rFonts w:cs="Calibri"/>
@@ -9968,7 +10186,7 @@
     <w:lsdException w:qFormat="1" w:unhideWhenUsed="0" w:uiPriority="0" w:semiHidden="0" w:name="Title"/>
     <w:lsdException w:unhideWhenUsed="0" w:uiPriority="0" w:semiHidden="0" w:name="Closing"/>
     <w:lsdException w:unhideWhenUsed="0" w:uiPriority="0" w:semiHidden="0" w:name="Signature"/>
-    <w:lsdException w:unhideWhenUsed="0" w:uiPriority="0" w:name="Default Paragraph Font"/>
+    <w:lsdException w:qFormat="1" w:unhideWhenUsed="0" w:uiPriority="0" w:name="Default Paragraph Font"/>
     <w:lsdException w:unhideWhenUsed="0" w:uiPriority="0" w:semiHidden="0" w:name="Body Text"/>
     <w:lsdException w:unhideWhenUsed="0" w:uiPriority="0" w:semiHidden="0" w:name="Body Text Indent"/>
     <w:lsdException w:unhideWhenUsed="0" w:uiPriority="0" w:semiHidden="0" w:name="List Continue"/>
@@ -10241,6 +10459,7 @@
   <w:style w:type="character" w:default="1" w:styleId="8">
     <w:name w:val="Default Paragraph Font"/>
     <w:semiHidden/>
+    <w:qFormat/>
     <w:uiPriority w:val="0"/>
   </w:style>
   <w:style w:type="table" w:default="1" w:styleId="9">
@@ -10346,6 +10565,7 @@
     <w:link w:val="13"/>
     <w:semiHidden/>
     <w:unhideWhenUsed/>
+    <w:qFormat/>
     <w:uiPriority w:val="99"/>
     <w:rPr>
       <w:sz w:val="20"/>
